--- a/Documents/Templates/Extracts [food]/{yyyy}-{mm}-{dd} {OrderNumber} (сухпай [ЧУЖИЕ] - {Raporter}) {Signatory}.docx
+++ b/Documents/Templates/Extracts [food]/{yyyy}-{mm}-{dd} {OrderNumber} (сухпай [ЧУЖИЕ] - {Raporter}) {Signatory}.docx
@@ -936,7 +936,7 @@
               <w:rPr>
                 <w:sz w:val="28"/>
                 <w:szCs w:val="28"/>
-                <w:lang w:val="en-US"/>
+                <w:lang w:val="ru-RU" w:eastAsia="uk-UA"/>
               </w:rPr>
             </w:pPr>
             <w:r>
@@ -945,7 +945,7 @@
                 <w:sz w:val="28"/>
                 <w:szCs w:val="28"/>
               </w:rPr>
-              <w:t>Начальник відділення персоналу штабу</w:t>
+              <w:t>Тимчасово виконуючий обов’язки начальника відділення персоналу штабу</w:t>
             </w:r>
           </w:p>
         </w:tc>
@@ -959,7 +959,7 @@
               <w:rPr>
                 <w:sz w:val="28"/>
                 <w:szCs w:val="28"/>
-                <w:lang w:val="en-US"/>
+                <w:lang w:val="ru-RU"/>
               </w:rPr>
             </w:pPr>
           </w:p>
@@ -975,7 +975,7 @@
               <w:rPr>
                 <w:sz w:val="28"/>
                 <w:szCs w:val="28"/>
-                <w:lang w:val="en-US"/>
+                <w:lang w:val="ru-RU"/>
               </w:rPr>
             </w:pPr>
           </w:p>
@@ -1104,7 +1104,7 @@
               <w:rPr>
                 <w:sz w:val="28"/>
                 <w:szCs w:val="28"/>
-                <w:lang w:val="en-US"/>
+                <w:lang w:val="en-US" w:eastAsia="uk-UA"/>
               </w:rPr>
             </w:pPr>
             <w:r>
@@ -1113,7 +1113,7 @@
                 <w:sz w:val="28"/>
                 <w:szCs w:val="28"/>
               </w:rPr>
-              <w:t>Вячеслав ЦОПА</w:t>
+              <w:t>Сергій ПОНОМАРЬОВ</w:t>
             </w:r>
           </w:p>
         </w:tc>
@@ -1130,6 +1130,7 @@
         <w:rPr>
           <w:sz w:val="28"/>
           <w:szCs w:val="28"/>
+          <w:lang w:val="en-US"/>
         </w:rPr>
       </w:pPr>
     </w:p>
